--- a/prosedurler/EMS.YS.TL.11.02. Management Review Inputs, Meeting and Action Follow-up Instruction.docx
+++ b/prosedurler/EMS.YS.TL.11.02. Management Review Inputs, Meeting and Action Follow-up Instruction.docx
@@ -463,7 +463,7 @@
           <w:sz w:val="24"/>
           <w:szCs w:val="24"/>
         </w:rPr>
-        <w:t xml:space="preserve"> Data and performance information presented to the meeting (form FRM-YGG-01).</w:t>
+        <w:t xml:space="preserve"> Data and performance information presented to the meeting (form EMS.YS.FRM.11.04).</w:t>
       </w:r>
     </w:p>
     <w:p>
@@ -497,7 +497,7 @@
           <w:sz w:val="24"/>
           <w:szCs w:val="24"/>
         </w:rPr>
-        <w:t xml:space="preserve"> Decisions and actions taken at the meeting, recorded in the minutes (form FRM-YGG-02).</w:t>
+        <w:t xml:space="preserve"> Decisions and actions taken at the meeting, recorded in the minutes (form EMS.YS.FRM.11.05).</w:t>
       </w:r>
     </w:p>
     <w:p>
@@ -565,7 +565,7 @@
           <w:sz w:val="24"/>
           <w:szCs w:val="24"/>
         </w:rPr>
-        <w:t xml:space="preserve"> An activity with a named owner and due date decided at the meeting (form FRM-YGG-03).</w:t>
+        <w:t xml:space="preserve"> An activity with a named owner and due date decided at the meeting (form EMS.YS.FRM.11.06).</w:t>
       </w:r>
     </w:p>
     <w:p>
@@ -780,7 +780,7 @@
           <w:sz w:val="24"/>
           <w:szCs w:val="24"/>
         </w:rPr>
-        <w:t xml:space="preserve">2.1. The Quality Assurance Manager sends the Review Input Form (FRM-YGG-01) to the departments (TLM-YGG-01).</w:t>
+        <w:t xml:space="preserve">2.1. The Quality Assurance Manager sends the Review Input Form (EMS.YS.FRM.11.04) to the departments (EMS.YS.TL.11.02).</w:t>
       </w:r>
     </w:p>
     <w:p>
@@ -1097,7 +1097,7 @@
           <w:sz w:val="24"/>
           <w:szCs w:val="24"/>
         </w:rPr>
-        <w:t xml:space="preserve">3.1. The meeting is chaired by the Factory Manager and the presentation is led by the Quality Assurance Manager (TLM-YGG-02).</w:t>
+        <w:t xml:space="preserve">3.1. The meeting is chaired by the Factory Manager and the presentation is led by the Quality Assurance Manager (EMS.YS.TL.11.02).</w:t>
       </w:r>
     </w:p>
     <w:p>
@@ -1218,7 +1218,7 @@
           <w:sz w:val="24"/>
           <w:szCs w:val="24"/>
         </w:rPr>
-        <w:t xml:space="preserve">4.3. Each decision is written in the Management Review Minutes (FRM-YGG-02) with the owner, due date and expected result, and the minutes are signed by the participants.</w:t>
+        <w:t xml:space="preserve">4.3. Each decision is written in the Management Review Minutes (EMS.YS.FRM.11.05) with the owner, due date and expected result, and the minutes are signed by the participants.</w:t>
       </w:r>
     </w:p>
     <w:p>
@@ -1275,7 +1275,7 @@
           <w:sz w:val="24"/>
           <w:szCs w:val="24"/>
         </w:rPr>
-        <w:t xml:space="preserve">5.1. Every action in the minutes is entered on the Action Follow-up Form (FRM-YGG-03) (TLM-YGG-03).</w:t>
+        <w:t xml:space="preserve">5.1. Every action in the minutes is entered on the Action Follow-up Form (EMS.YS.FRM.11.06) (EMS.YS.TL.11.02).</w:t>
       </w:r>
     </w:p>
     <w:p>
@@ -1710,7 +1710,7 @@
           <w:sz w:val="24"/>
           <w:szCs w:val="24"/>
         </w:rPr>
-        <w:t xml:space="preserve">TLM-YGG-01 Review input checklist; TLM-YGG-02 Meeting and decision record; TLM-YGG-03 Action and objective follow-up</w:t>
+        <w:t xml:space="preserve">EMS.YS.TL.11.02 Review input checklist; EMS.YS.TL.11.02 Meeting and decision record; EMS.YS.TL.11.02 Action and objective follow-up</w:t>
       </w:r>
     </w:p>
     <w:p>
@@ -1729,7 +1729,7 @@
           <w:sz w:val="24"/>
           <w:szCs w:val="24"/>
         </w:rPr>
-        <w:t xml:space="preserve">FRM-YGG-01 Review Input Form; FRM-YGG-02 Management Review Minutes; FRM-YGG-03 Action Follow-up Form</w:t>
+        <w:t xml:space="preserve">EMS.YS.FRM.11.04 Review Input Form; EMS.YS.FRM.11.05 Management Review Minutes; EMS.YS.FRM.11.06 Action Follow-up Form</w:t>
       </w:r>
     </w:p>
     <w:p>
@@ -2313,7 +2313,7 @@
           <w:sz w:val="24"/>
           <w:szCs w:val="24"/>
         </w:rPr>
-        <w:t xml:space="preserve"> بيانات ومعلومات أداء تُعرض في الاجتماع (النموذج FRM-YGG-01).</w:t>
+        <w:t xml:space="preserve"> بيانات ومعلومات أداء تُعرض في الاجتماع (النموذج EMS.YS.FRM.11.04).</w:t>
       </w:r>
     </w:p>
     <w:p>
@@ -2351,7 +2351,7 @@
           <w:sz w:val="24"/>
           <w:szCs w:val="24"/>
         </w:rPr>
-        <w:t xml:space="preserve"> القرارات والإجراءات المتخذة في الاجتماع وتُسجل في المحضر (النموذج FRM-YGG-02).</w:t>
+        <w:t xml:space="preserve"> القرارات والإجراءات المتخذة في الاجتماع وتُسجل في المحضر (النموذج EMS.YS.FRM.11.05).</w:t>
       </w:r>
     </w:p>
     <w:p>
@@ -2427,7 +2427,7 @@
           <w:sz w:val="24"/>
           <w:szCs w:val="24"/>
         </w:rPr>
-        <w:t xml:space="preserve"> نشاط له مسؤول معين وتاريخ استحقاق يتقرر في الاجتماع (النموذج FRM-YGG-03).</w:t>
+        <w:t xml:space="preserve"> نشاط له مسؤول معين وتاريخ استحقاق يتقرر في الاجتماع (النموذج EMS.YS.FRM.11.06).</w:t>
       </w:r>
     </w:p>
     <w:p>
@@ -2668,7 +2668,7 @@
           <w:sz w:val="24"/>
           <w:szCs w:val="24"/>
         </w:rPr>
-        <w:t xml:space="preserve">2.1. يرسل مدير ضمان الجودة نموذج مدخلات المراجعة (FRM-YGG-01) إلى الأقسام (TLM-YGG-01).</w:t>
+        <w:t xml:space="preserve">2.1. يرسل مدير ضمان الجودة نموذج مدخلات المراجعة (EMS.YS.FRM.11.04) إلى الأقسام (EMS.YS.TL.11.02).</w:t>
       </w:r>
     </w:p>
     <w:p>
@@ -3020,7 +3020,7 @@
           <w:sz w:val="24"/>
           <w:szCs w:val="24"/>
         </w:rPr>
-        <w:t xml:space="preserve">3.1. يترأس مدير المصنع الاجتماع ويدير مدير ضمان الجودة العرض (TLM-YGG-02).</w:t>
+        <w:t xml:space="preserve">3.1. يترأس مدير المصنع الاجتماع ويدير مدير ضمان الجودة العرض (EMS.YS.TL.11.02).</w:t>
       </w:r>
     </w:p>
     <w:p>
@@ -3156,7 +3156,7 @@
           <w:sz w:val="24"/>
           <w:szCs w:val="24"/>
         </w:rPr>
-        <w:t xml:space="preserve">4.3. يُكتب كل قرار في محضر مراجعة الإدارة (FRM-YGG-02) مع المسؤول وتاريخ الاستحقاق والنتيجة المتوقعة، ويوقع المشاركون المحضر.</w:t>
+        <w:t xml:space="preserve">4.3. يُكتب كل قرار في محضر مراجعة الإدارة (EMS.YS.FRM.11.05) مع المسؤول وتاريخ الاستحقاق والنتيجة المتوقعة، ويوقع المشاركون المحضر.</w:t>
       </w:r>
     </w:p>
     <w:p>
@@ -3220,7 +3220,7 @@
           <w:sz w:val="24"/>
           <w:szCs w:val="24"/>
         </w:rPr>
-        <w:t xml:space="preserve">5.1. يُدخل كل إجراء في المحضر إلى نموذج متابعة الإجراءات (FRM-YGG-03) (TLM-YGG-03).</w:t>
+        <w:t xml:space="preserve">5.1. يُدخل كل إجراء في المحضر إلى نموذج متابعة الإجراءات (EMS.YS.FRM.11.06) (EMS.YS.TL.11.02).</w:t>
       </w:r>
     </w:p>
     <w:p>
@@ -3706,7 +3706,7 @@
           <w:sz w:val="24"/>
           <w:szCs w:val="24"/>
         </w:rPr>
-        <w:t xml:space="preserve">TLM-YGG-01 قائمة مدخلات المراجعة؛ TLM-YGG-02 إدارة الاجتماع وسجل القرارات؛ TLM-YGG-03 متابعة الإجراءات والأهداف</w:t>
+        <w:t xml:space="preserve">EMS.YS.TL.11.02 قائمة مدخلات المراجعة؛ EMS.YS.TL.11.02 إدارة الاجتماع وسجل القرارات؛ EMS.YS.TL.11.02 متابعة الإجراءات والأهداف</w:t>
       </w:r>
     </w:p>
     <w:p>
@@ -3727,7 +3727,7 @@
           <w:sz w:val="24"/>
           <w:szCs w:val="24"/>
         </w:rPr>
-        <w:t xml:space="preserve">FRM-YGG-01 نموذج مدخلات المراجعة؛ FRM-YGG-02 محضر مراجعة الإدارة؛ FRM-YGG-03 نموذج متابعة الإجراءات</w:t>
+        <w:t xml:space="preserve">EMS.YS.FRM.11.04 نموذج مدخلات المراجعة؛ EMS.YS.FRM.11.05 محضر مراجعة الإدارة؛ EMS.YS.FRM.11.06 نموذج متابعة الإجراءات</w:t>
       </w:r>
     </w:p>
     <w:p>
